--- a/2.docx
+++ b/2.docx
@@ -5073,7 +5073,7 @@
         <w:rPr>
           <w:color w:val="000000" w:themeColor="text1"/>
         </w:rPr>
-        <w:t>Điền nhãn caption Bảng vào sau}, Tóm tắt các phiên bản Android</w:t>
+        <w:t>Tóm tắt các phiên bản Android</w:t>
       </w:r>
       <w:bookmarkEnd w:id="30"/>
       <w:r>
@@ -5368,15 +5368,23 @@
           <w:iCs/>
           <w:color w:val="000000" w:themeColor="text1"/>
         </w:rPr>
-        <w:t>Firebase realtime database: Yếu tố này giúp người dùng nhận dữ liệu dưới dạng JSON đồng thời đồng bộ thời gian thực đến mọi liên kết</w:t>
-      </w:r>
-      <w:bookmarkEnd w:id="39"/>
+        <w:t xml:space="preserve"> </w:t>
+      </w:r>
       <w:r>
         <w:rPr>
           <w:i/>
           <w:iCs/>
           <w:color w:val="000000" w:themeColor="text1"/>
         </w:rPr>
+        <w:t>Firebase realtime database: Yếu tố này giúp người dùng nhận dữ liệu dưới dạng JSON đồng thời đồng bộ thời gian thực đến mọi liên kết</w:t>
+      </w:r>
+      <w:bookmarkEnd w:id="39"/>
+      <w:r>
+        <w:rPr>
+          <w:i/>
+          <w:iCs/>
+          <w:color w:val="000000" w:themeColor="text1"/>
+        </w:rPr>
         <w:t xml:space="preserve">  </w:t>
       </w:r>
       <w:r>
@@ -5538,6 +5546,12 @@
           <w:color w:val="000000" w:themeColor="text1"/>
         </w:rPr>
         <w:t>2.3.2</w:t>
+      </w:r>
+      <w:r>
+        <w:rPr>
+          <w:color w:val="000000" w:themeColor="text1"/>
+        </w:rPr>
+        <w:t xml:space="preserve"> </w:t>
       </w:r>
       <w:r>
         <w:rPr>
@@ -5968,6 +5982,12 @@
           <w:color w:val="000000" w:themeColor="text1"/>
         </w:rPr>
         <w:t>3.1.5</w:t>
+      </w:r>
+      <w:r>
+        <w:rPr>
+          <w:color w:val="000000" w:themeColor="text1"/>
+        </w:rPr>
+        <w:t xml:space="preserve"> </w:t>
       </w:r>
       <w:r>
         <w:rPr>
